--- a/Collatio/16/1. Textos/2. Limpios/16-I.docx
+++ b/Collatio/16/1. Textos/2. Limpios/16-I.docx
@@ -1,15 +1,29 @@
 
 <file path=word/document.xml><?xml version="1.0" encoding="utf-8"?>
-<w:document xmlns:wpc="http://schemas.microsoft.com/office/word/2010/wordprocessingCanvas" xmlns:cx="http://schemas.microsoft.com/office/drawing/2014/chartex" xmlns:cx1="http://schemas.microsoft.com/office/drawing/2015/9/8/chartex" xmlns:cx2="http://schemas.microsoft.com/office/drawing/2015/10/21/chartex" xmlns:cx3="http://schemas.microsoft.com/office/drawing/2016/5/9/chartex" xmlns:cx4="http://schemas.microsoft.com/office/drawing/2016/5/10/chartex" xmlns:cx5="http://schemas.microsoft.com/office/drawing/2016/5/11/chartex" xmlns:cx6="http://schemas.microsoft.com/office/drawing/2016/5/12/chartex" xmlns:cx7="http://schemas.microsoft.com/office/drawing/2016/5/13/chartex" xmlns:cx8="http://schemas.microsoft.com/office/drawing/2016/5/14/chartex" xmlns:mc="http://schemas.openxmlformats.org/markup-compatibility/2006" xmlns:aink="http://schemas.microsoft.com/office/drawing/2016/ink" xmlns:am3d="http://schemas.microsoft.com/office/drawing/2017/model3d" xmlns:o="urn:schemas-microsoft-com:office:office" xmlns:oel="http://schemas.microsoft.com/office/2019/extlst" xmlns:r="http://schemas.openxmlformats.org/officeDocument/2006/relationships" xmlns:m="http://schemas.openxmlformats.org/officeDocument/2006/math" xmlns:v="urn:schemas-microsoft-com:vml" xmlns:wp14="http://schemas.microsoft.com/office/word/2010/wordprocessingDrawing" xmlns:wp="http://schemas.openxmlformats.org/drawingml/2006/wordprocessingDrawing" xmlns:w10="urn:schemas-microsoft-com:office:word" xmlns:w="http://schemas.openxmlformats.org/wordprocessingml/2006/main" xmlns:w14="http://schemas.microsoft.com/office/word/2010/wordml" xmlns:w15="http://schemas.microsoft.com/office/word/2012/wordml" xmlns:w16cex="http://schemas.microsoft.com/office/word/2018/wordml/cex" xmlns:w16cid="http://schemas.microsoft.com/office/word/2016/wordml/cid" xmlns:w16="http://schemas.microsoft.com/office/word/2018/wordml" xmlns:w16sdtdh="http://schemas.microsoft.com/office/word/2020/wordml/sdtdatahash" xmlns:w16se="http://schemas.microsoft.com/office/word/2015/wordml/symex" xmlns:wpg="http://schemas.microsoft.com/office/word/2010/wordprocessingGroup" xmlns:wpi="http://schemas.microsoft.com/office/word/2010/wordprocessingInk" xmlns:wne="http://schemas.microsoft.com/office/word/2006/wordml" xmlns:wps="http://schemas.microsoft.com/office/word/2010/wordprocessingShape" mc:Ignorable="w14 w15 w16se w16cid w16 w16cex w16sdtdh wp14">
+<w:document xmlns:wpc="http://schemas.microsoft.com/office/word/2010/wordprocessingCanvas" xmlns:cx="http://schemas.microsoft.com/office/drawing/2014/chartex" xmlns:cx1="http://schemas.microsoft.com/office/drawing/2015/9/8/chartex" xmlns:cx2="http://schemas.microsoft.com/office/drawing/2015/10/21/chartex" xmlns:cx3="http://schemas.microsoft.com/office/drawing/2016/5/9/chartex" xmlns:cx4="http://schemas.microsoft.com/office/drawing/2016/5/10/chartex" xmlns:cx5="http://schemas.microsoft.com/office/drawing/2016/5/11/chartex" xmlns:cx6="http://schemas.microsoft.com/office/drawing/2016/5/12/chartex" xmlns:cx7="http://schemas.microsoft.com/office/drawing/2016/5/13/chartex" xmlns:cx8="http://schemas.microsoft.com/office/drawing/2016/5/14/chartex" xmlns:mc="http://schemas.openxmlformats.org/markup-compatibility/2006" xmlns:aink="http://schemas.microsoft.com/office/drawing/2016/ink" xmlns:am3d="http://schemas.microsoft.com/office/drawing/2017/model3d" xmlns:o="urn:schemas-microsoft-com:office:office" xmlns:oel="http://schemas.microsoft.com/office/2019/extlst" xmlns:r="http://schemas.openxmlformats.org/officeDocument/2006/relationships" xmlns:m="http://schemas.openxmlformats.org/officeDocument/2006/math" xmlns:v="urn:schemas-microsoft-com:vml" xmlns:wp14="http://schemas.microsoft.com/office/word/2010/wordprocessingDrawing" xmlns:wp="http://schemas.openxmlformats.org/drawingml/2006/wordprocessingDrawing" xmlns:w10="urn:schemas-microsoft-com:office:word" xmlns:w="http://schemas.openxmlformats.org/wordprocessingml/2006/main" xmlns:w14="http://schemas.microsoft.com/office/word/2010/wordml" xmlns:w15="http://schemas.microsoft.com/office/word/2012/wordml" xmlns:w16cex="http://schemas.microsoft.com/office/word/2018/wordml/cex" xmlns:w16cid="http://schemas.microsoft.com/office/word/2016/wordml/cid" xmlns:w16="http://schemas.microsoft.com/office/word/2018/wordml" xmlns:w16du="http://schemas.microsoft.com/office/word/2023/wordml/word16du" xmlns:w16sdtdh="http://schemas.microsoft.com/office/word/2020/wordml/sdtdatahash" xmlns:w16sdtfl="http://schemas.microsoft.com/office/word/2024/wordml/sdtformatlock" xmlns:w16se="http://schemas.microsoft.com/office/word/2015/wordml/symex" xmlns:wpg="http://schemas.microsoft.com/office/word/2010/wordprocessingGroup" xmlns:wpi="http://schemas.microsoft.com/office/word/2010/wordprocessingInk" xmlns:wne="http://schemas.microsoft.com/office/word/2006/wordml" xmlns:wps="http://schemas.microsoft.com/office/word/2010/wordprocessingShape" mc:Ignorable="w14 w15 w16se w16cid w16 w16cex w16sdtdh w16sdtfl w16du wp14">
   <w:body>
     <w:p>
+      <w:pPr>
+        <w:rPr>
+          <w:rFonts w:ascii="Brill" w:hAnsi="Brill"/>
+        </w:rPr>
+      </w:pPr>
       <w:r>
+        <w:rPr>
+          <w:rFonts w:ascii="Brill" w:hAnsi="Brill"/>
+        </w:rPr>
         <w:t xml:space="preserve">Pregunto el diciplo al maestro dime por que razon quiso el nuestro señor ser de hedad de treinta y dos años quando priso muerte en la cruz e non de mas nin de menos respondio el maestro e dixo sepas que tres maneras son de hedades por que pasan los ombres del mundo la primera es que niñez e esta hedad se cuenta desque el ombre nace fasta quinze años o diez e seis la segunda es mancevia e esta hedad se cuenta desde los diez e seis años fasta los treinta e la tercera es ombre cumplido e esta hedad se </w:t>
       </w:r>
       <w:r>
+        <w:rPr>
+          <w:rFonts w:ascii="Brill" w:hAnsi="Brill"/>
+        </w:rPr>
         <w:t>c</w:t>
       </w:r>
       <w:r>
+        <w:rPr>
+          <w:rFonts w:ascii="Brill" w:hAnsi="Brill"/>
+        </w:rPr>
         <w:t>uenta desde los treinta años adelante e dende alli se va yendo a la vejez e el pecado de Adam atañia en estas tres hedades que todos logravan por ello niños e mancebos e ombres complidos e por eso quiso el nuestro señor tomar muerte en hedad de treinta e dos años por razon que esta hedad hera cumplida en todas tres como te agora dire la hedad de niñez cumplida por que paso con ella la mancebia por que se cumplio alli do se acabaron los treinta años e aquellos dos años que son de mas de los treinta lieva de la otra hedad de ser ombre acabado</w:t>
       </w:r>
     </w:p>
@@ -24,7 +38,7 @@
 </file>
 
 <file path=word/styles.xml><?xml version="1.0" encoding="utf-8"?>
-<w:styles xmlns:mc="http://schemas.openxmlformats.org/markup-compatibility/2006" xmlns:r="http://schemas.openxmlformats.org/officeDocument/2006/relationships" xmlns:w="http://schemas.openxmlformats.org/wordprocessingml/2006/main" xmlns:w14="http://schemas.microsoft.com/office/word/2010/wordml" xmlns:w15="http://schemas.microsoft.com/office/word/2012/wordml" xmlns:w16cex="http://schemas.microsoft.com/office/word/2018/wordml/cex" xmlns:w16cid="http://schemas.microsoft.com/office/word/2016/wordml/cid" xmlns:w16="http://schemas.microsoft.com/office/word/2018/wordml" xmlns:w16sdtdh="http://schemas.microsoft.com/office/word/2020/wordml/sdtdatahash" xmlns:w16se="http://schemas.microsoft.com/office/word/2015/wordml/symex" mc:Ignorable="w14 w15 w16se w16cid w16 w16cex w16sdtdh">
+<w:styles xmlns:mc="http://schemas.openxmlformats.org/markup-compatibility/2006" xmlns:r="http://schemas.openxmlformats.org/officeDocument/2006/relationships" xmlns:w="http://schemas.openxmlformats.org/wordprocessingml/2006/main" xmlns:w14="http://schemas.microsoft.com/office/word/2010/wordml" xmlns:w15="http://schemas.microsoft.com/office/word/2012/wordml" xmlns:w16cex="http://schemas.microsoft.com/office/word/2018/wordml/cex" xmlns:w16cid="http://schemas.microsoft.com/office/word/2016/wordml/cid" xmlns:w16="http://schemas.microsoft.com/office/word/2018/wordml" xmlns:w16du="http://schemas.microsoft.com/office/word/2023/wordml/word16du" xmlns:w16sdtdh="http://schemas.microsoft.com/office/word/2020/wordml/sdtdatahash" xmlns:w16sdtfl="http://schemas.microsoft.com/office/word/2024/wordml/sdtformatlock" xmlns:w16se="http://schemas.microsoft.com/office/word/2015/wordml/symex" mc:Ignorable="w14 w15 w16se w16cid w16 w16cex w16sdtdh w16sdtfl w16du">
   <w:docDefaults>
     <w:rPrDefault>
       <w:rPr>
